--- a/content/Lectures/Semester 1/Week 04 - Mathematical Programming - Modelling/5 Source Files/Week 4 - Mathematical Programming - Modelling - Tutorial.docx
+++ b/content/Lectures/Semester 1/Week 04 - Mathematical Programming - Modelling/5 Source Files/Week 4 - Mathematical Programming - Modelling - Tutorial.docx
@@ -91,7 +91,7 @@
         </w:numPr>
       </w:pPr>
       <w:r>
-        <w:t xml:space="preserve">The selection chosen must weigh more than 320g </w:t>
+        <w:t xml:space="preserve">The selection chosen must weigh at least 320g </w:t>
       </w:r>
     </w:p>
     <w:p>
@@ -103,7 +103,7 @@
         </w:numPr>
       </w:pPr>
       <w:r>
-        <w:t>Total fat content by weight must be less than 45% of the total weight of the selection.</w:t>
+        <w:t>Total fat content by weight must be at most 45% of the total weight of the selection.</w:t>
       </w:r>
     </w:p>
     <w:p>
@@ -115,7 +115,7 @@
         </w:numPr>
       </w:pPr>
       <w:r>
-        <w:t>Calorific value of the selection must be less than 2850 calories.</w:t>
+        <w:t>Calorific value of the selection must be at most 2850 calories.</w:t>
       </w:r>
     </w:p>
     <w:p>
@@ -3374,7 +3374,7 @@
         <w:t>Each factory uses two processes</w:t>
       </w:r>
       <w:r>
-        <w:t xml:space="preserve">, grinding and polishing, for producing it’s products. Factory A has a grinding capacity of </w:t>
+        <w:t xml:space="preserve">, grinding and polishing, for producing its products. Factory A has a grinding capacity of </w:t>
       </w:r>
       <w:r>
         <w:t xml:space="preserve">80 hours per week and polishing capacity of 60 hours per week. Factory B has a grinding capacity of </w:t>
@@ -3832,7 +3832,7 @@
         <w:rPr>
           <w:b/>
         </w:rPr>
-        <w:t>each factory to maximise the factories profit.</w:t>
+        <w:t>each factory to maximise its profit.</w:t>
       </w:r>
     </w:p>
     <w:p>
@@ -3963,7 +3963,7 @@
           <w:b/>
           <w:bCs/>
         </w:rPr>
-        <w:t>.</w:t>
+        <w:t>.)</w:t>
       </w:r>
     </w:p>
     <w:p>

--- a/content/Lectures/Semester 1/Week 04 - Mathematical Programming - Modelling/5 Source Files/Week 4 - Mathematical Programming - Modelling - Tutorial.docx
+++ b/content/Lectures/Semester 1/Week 04 - Mathematical Programming - Modelling/5 Source Files/Week 4 - Mathematical Programming - Modelling - Tutorial.docx
@@ -29,6 +29,63 @@
       <w:r>
         <w:t>: Modelling</w:t>
       </w:r>
+    </w:p>
+    <w:p>
+      <w:pPr>
+        <w:rPr>
+          <w:b/>
+          <w:bCs/>
+        </w:rPr>
+      </w:pPr>
+      <w:r>
+        <w:rPr>
+          <w:b/>
+          <w:bCs/>
+        </w:rPr>
+        <w:t>The more complicated questions on the tutorial are marked by:</w:t>
+      </w:r>
+    </w:p>
+    <w:p>
+      <w:r>
+        <w:rPr>
+          <w:b/>
+          <w:bCs/>
+          <w:color w:val="7030A0"/>
+        </w:rPr>
+        <w:t>*</w:t>
+      </w:r>
+      <w:r>
+        <w:t xml:space="preserve"> </w:t>
+      </w:r>
+      <w:r>
+        <w:tab/>
+      </w:r>
+      <w:r>
+        <w:t>Medium</w:t>
+      </w:r>
+    </w:p>
+    <w:p>
+      <w:r>
+        <w:rPr>
+          <w:b/>
+          <w:bCs/>
+          <w:color w:val="7030A0"/>
+        </w:rPr>
+        <w:t xml:space="preserve">** </w:t>
+      </w:r>
+      <w:r>
+        <w:tab/>
+        <w:t>Hard</w:t>
+      </w:r>
+    </w:p>
+    <w:p>
+      <w:pPr>
+        <w:rPr>
+          <w:b/>
+          <w:bCs/>
+          <w:u w:val="single"/>
+        </w:rPr>
+      </w:pPr>
     </w:p>
     <w:p>
       <w:pPr>
